--- a/data/revised_2026-10_full/tracked/v2/Core_Mathematics/SS2.2_Reflection_and_Congruence/Core_Mathematics_Reflection_and_Congruence_FinalExplanation_TRACKED.docx
+++ b/data/revised_2026-10_full/tracked/v2/Core_Mathematics/SS2.2_Reflection_and_Congruence/Core_Mathematics_Reflection_and_Congruence_FinalExplanation_TRACKED.docx
@@ -436,7 +436,7 @@
               </w:rPr>
               <w:t xml:space="preserve">Driving question: Why does a matatu's rear-view mirror show an image that is the same size and shape as the real object behind it, yet appears flipped, and how can we use this to prove that the original and its mirror image are always congruent? Remember the matatu conductor on the Nairobi–Thika highway holding a small rectangular mirror so the driver can see a lorry approaching from behind. Use everything you learned in Lessons 1 to 8</w:t>
             </w:r>
-            <w:ins w:id="9001" w:author="Claude (AI) - proposed" w:date="2026-10-15T20:14:00Z">
+            <w:ins w:id="9001" w:author="Claude (AI) - proposed" w:date="2026-10-18T00:27:28Z">
               <w:r>
                 <w:rPr>
                   <w:rFonts w:ascii="Arial" w:cs="Arial" w:eastAsia="Arial" w:hAnsi="Arial"/>
@@ -692,7 +692,7 @@
               </w:rPr>
               <w:t xml:space="preserve">(a) Imagine the matatu mirror is the y-axis of a Cartesian plane. Write the rule that maps any object point (a, b) to its image, and explain in one sentence what stays the same and what changes. (b) A point P(</w:t>
             </w:r>
-            <w:del w:id="9002" w:author="Claude (AI) - proposed" w:date="2026-10-15T20:14:00Z">
+            <w:del w:id="9002" w:author="Claude (AI) - proposed" w:date="2026-10-18T00:27:28Z">
               <w:r>
                 <w:rPr>
                   <w:rFonts w:ascii="Arial" w:cs="Arial" w:eastAsia="Arial" w:hAnsi="Arial"/>
@@ -707,7 +707,7 @@
                 <w:delText xml:space="preserve">2, 1</w:delText>
               </w:r>
             </w:del>
-            <w:ins w:id="9003" w:author="Claude (AI) - proposed" w:date="2026-10-15T20:14:00Z">
+            <w:ins w:id="9003" w:author="Claude (AI) - proposed" w:date="2026-10-18T00:27:28Z">
               <w:r>
                 <w:rPr>
                   <w:rFonts w:ascii="Arial" w:cs="Arial" w:eastAsia="Arial" w:hAnsi="Arial"/>
@@ -735,7 +735,7 @@
               </w:rPr>
               <w:t xml:space="preserve">) has the image P'(</w:t>
             </w:r>
-            <w:del w:id="9004" w:author="Claude (AI) - proposed" w:date="2026-10-15T20:14:00Z">
+            <w:del w:id="9004" w:author="Claude (AI) - proposed" w:date="2026-10-18T00:27:28Z">
               <w:r>
                 <w:rPr>
                   <w:rFonts w:ascii="Arial" w:cs="Arial" w:eastAsia="Arial" w:hAnsi="Arial"/>
@@ -750,7 +750,7 @@
                 <w:delText xml:space="preserve">6, 5</w:delText>
               </w:r>
             </w:del>
-            <w:ins w:id="9005" w:author="Claude (AI) - proposed" w:date="2026-10-15T20:14:00Z">
+            <w:ins w:id="9005" w:author="Claude (AI) - proposed" w:date="2026-10-18T00:27:28Z">
               <w:r>
                 <w:rPr>
                   <w:rFonts w:ascii="Arial" w:cs="Arial" w:eastAsia="Arial" w:hAnsi="Arial"/>
@@ -911,7 +911,7 @@
               </w:rPr>
               <w:t xml:space="preserve">Triangle NMK is reflected in a mirror line to give triangle N'M'K'. (a) Explain why the sides NM, MK and KN are equal in length to N'M', M'K' and K'N'. (b) Name the congruence test that proves triangle NMK is congruent to triangle N'M'K', and write the congruence statement. (c) Why do we not need to measure all six elements (three sides and three angles) of the two triangles?</w:t>
             </w:r>
-            <w:ins w:id="9006" w:author="Claude (AI) - proposed" w:date="2026-10-15T20:14:00Z">
+            <w:ins w:id="9006" w:author="Claude (AI) - proposed" w:date="2026-10-18T00:27:28Z">
               <w:r>
                 <w:rPr>
                   <w:rFonts w:ascii="Arial" w:cs="Arial" w:eastAsia="Arial" w:hAnsi="Arial"/>
@@ -1483,7 +1483,7 @@
               <w:spacing w:after="40" w:before="0"/>
               <w:jc w:val="left"/>
             </w:pPr>
-            <w:ins w:id="9007" w:author="Claude (AI) - proposed" w:date="2026-10-15T20:14:00Z">
+            <w:ins w:id="9007" w:author="Claude (AI) - proposed" w:date="2026-10-18T00:27:28Z">
               <w:r>
                 <w:rPr>
                   <w:rFonts w:ascii="Arial" w:cs="Arial" w:eastAsia="Arial" w:hAnsi="Arial"/>
@@ -1531,7 +1531,7 @@
               <w:spacing w:after="40" w:before="0"/>
               <w:jc w:val="left"/>
             </w:pPr>
-            <w:ins w:id="9008" w:author="Claude (AI) - proposed" w:date="2026-10-15T20:14:00Z">
+            <w:ins w:id="9008" w:author="Claude (AI) - proposed" w:date="2026-10-18T00:27:28Z">
               <w:r>
                 <w:rPr>
                   <w:rFonts w:ascii="Arial" w:cs="Arial" w:eastAsia="Arial" w:hAnsi="Arial"/>
@@ -1579,7 +1579,7 @@
               <w:spacing w:after="40" w:before="0"/>
               <w:jc w:val="left"/>
             </w:pPr>
-            <w:ins w:id="9009" w:author="Claude (AI) - proposed" w:date="2026-10-15T20:14:00Z">
+            <w:ins w:id="9009" w:author="Claude (AI) - proposed" w:date="2026-10-18T00:27:28Z">
               <w:r>
                 <w:rPr>
                   <w:rFonts w:ascii="Arial" w:cs="Arial" w:eastAsia="Arial" w:hAnsi="Arial"/>
@@ -1662,7 +1662,7 @@
               <w:spacing w:after="40" w:before="0"/>
               <w:jc w:val="left"/>
             </w:pPr>
-            <w:ins w:id="9010" w:author="Claude (AI) - proposed" w:date="2026-10-15T20:14:00Z">
+            <w:ins w:id="9010" w:author="Claude (AI) - proposed" w:date="2026-10-18T00:27:28Z">
               <w:r>
                 <w:rPr>
                   <w:rFonts w:ascii="Arial" w:cs="Arial" w:eastAsia="Arial" w:hAnsi="Arial"/>
@@ -1690,7 +1690,7 @@
               </w:rPr>
               <w:t xml:space="preserve">States (a, b) to (-a, b) correctly and finds y = -</w:t>
             </w:r>
-            <w:del w:id="9011" w:author="Claude (AI) - proposed" w:date="2026-10-15T20:14:00Z">
+            <w:del w:id="9011" w:author="Claude (AI) - proposed" w:date="2026-10-18T00:27:28Z">
               <w:r>
                 <w:rPr>
                   <w:rFonts w:ascii="Arial" w:cs="Arial" w:eastAsia="Arial" w:hAnsi="Arial"/>
@@ -1705,7 +1705,7 @@
                 <w:delText xml:space="preserve">x + 7</w:delText>
               </w:r>
             </w:del>
-            <w:ins w:id="9012" w:author="Claude (AI) - proposed" w:date="2026-10-15T20:14:00Z">
+            <w:ins w:id="9012" w:author="Claude (AI) - proposed" w:date="2026-10-18T00:27:28Z">
               <w:r>
                 <w:rPr>
                   <w:rFonts w:ascii="Arial" w:cs="Arial" w:eastAsia="Arial" w:hAnsi="Arial"/>
@@ -1753,7 +1753,7 @@
               <w:spacing w:after="40" w:before="0"/>
               <w:jc w:val="left"/>
             </w:pPr>
-            <w:ins w:id="9013" w:author="Claude (AI) - proposed" w:date="2026-10-15T20:14:00Z">
+            <w:ins w:id="9013" w:author="Claude (AI) - proposed" w:date="2026-10-18T00:27:28Z">
               <w:r>
                 <w:rPr>
                   <w:rFonts w:ascii="Arial" w:cs="Arial" w:eastAsia="Arial" w:hAnsi="Arial"/>
@@ -1801,7 +1801,7 @@
               <w:spacing w:after="40" w:before="0"/>
               <w:jc w:val="left"/>
             </w:pPr>
-            <w:ins w:id="9014" w:author="Claude (AI) - proposed" w:date="2026-10-15T20:14:00Z">
+            <w:ins w:id="9014" w:author="Claude (AI) - proposed" w:date="2026-10-18T00:27:28Z">
               <w:r>
                 <w:rPr>
                   <w:rFonts w:ascii="Arial" w:cs="Arial" w:eastAsia="Arial" w:hAnsi="Arial"/>
@@ -1864,7 +1864,7 @@
               </w:rPr>
               <w:t xml:space="preserve">Congruence reasoning (</w:t>
             </w:r>
-            <w:del w:id="9015" w:author="Claude (AI) - proposed" w:date="2026-10-15T20:14:00Z">
+            <w:del w:id="9015" w:author="Claude (AI) - proposed" w:date="2026-10-18T00:27:28Z">
               <w:r>
                 <w:rPr>
                   <w:rFonts w:ascii="Arial" w:cs="Arial" w:eastAsia="Arial" w:hAnsi="Arial"/>
@@ -1879,7 +1879,7 @@
                 <w:delText xml:space="preserve">SSS</w:delText>
               </w:r>
             </w:del>
-            <w:ins w:id="9016" w:author="Claude (AI) - proposed" w:date="2026-10-15T20:14:00Z">
+            <w:ins w:id="9016" w:author="Claude (AI) - proposed" w:date="2026-10-18T00:27:28Z">
               <w:r>
                 <w:rPr>
                   <w:rFonts w:ascii="Arial" w:cs="Arial" w:eastAsia="Arial" w:hAnsi="Arial"/>
@@ -1927,7 +1927,7 @@
               <w:spacing w:after="40" w:before="0"/>
               <w:jc w:val="left"/>
             </w:pPr>
-            <w:ins w:id="9017" w:author="Claude (AI) - proposed" w:date="2026-10-15T20:14:00Z">
+            <w:ins w:id="9017" w:author="Claude (AI) - proposed" w:date="2026-10-18T00:27:28Z">
               <w:r>
                 <w:rPr>
                   <w:rFonts w:ascii="Arial" w:cs="Arial" w:eastAsia="Arial" w:hAnsi="Arial"/>
@@ -1955,7 +1955,7 @@
               </w:rPr>
               <w:t xml:space="preserve">Explains that reflection preserves distances, names SSS with a correct congruence statement, </w:t>
             </w:r>
-            <w:del w:id="9018" w:author="Claude (AI) - proposed" w:date="2026-10-15T20:14:00Z">
+            <w:del w:id="9018" w:author="Claude (AI) - proposed" w:date="2026-10-18T00:27:28Z">
               <w:r>
                 <w:rPr>
                   <w:rFonts w:ascii="Arial" w:cs="Arial" w:eastAsia="Arial" w:hAnsi="Arial"/>
@@ -1983,7 +1983,7 @@
               </w:rPr>
               <w:t xml:space="preserve">explains why six elements are not needed and why the congruence is opposite</w:t>
             </w:r>
-            <w:ins w:id="9019" w:author="Claude (AI) - proposed" w:date="2026-10-15T20:14:00Z">
+            <w:ins w:id="9019" w:author="Claude (AI) - proposed" w:date="2026-10-18T00:27:28Z">
               <w:r>
                 <w:rPr>
                   <w:rFonts w:ascii="Arial" w:cs="Arial" w:eastAsia="Arial" w:hAnsi="Arial"/>
@@ -2031,7 +2031,7 @@
               <w:spacing w:after="40" w:before="0"/>
               <w:jc w:val="left"/>
             </w:pPr>
-            <w:ins w:id="9020" w:author="Claude (AI) - proposed" w:date="2026-10-15T20:14:00Z">
+            <w:ins w:id="9020" w:author="Claude (AI) - proposed" w:date="2026-10-18T00:27:28Z">
               <w:r>
                 <w:rPr>
                   <w:rFonts w:ascii="Arial" w:cs="Arial" w:eastAsia="Arial" w:hAnsi="Arial"/>
@@ -2059,7 +2059,7 @@
               </w:rPr>
               <w:t xml:space="preserve">Names SSS and gives a correct statement </w:t>
             </w:r>
-            <w:del w:id="9021" w:author="Claude (AI) - proposed" w:date="2026-10-15T20:14:00Z">
+            <w:del w:id="9021" w:author="Claude (AI) - proposed" w:date="2026-10-18T00:27:28Z">
               <w:r>
                 <w:rPr>
                   <w:rFonts w:ascii="Arial" w:cs="Arial" w:eastAsia="Arial" w:hAnsi="Arial"/>
@@ -2074,7 +2074,7 @@
                 <w:delText xml:space="preserve">but</w:delText>
               </w:r>
             </w:del>
-            <w:ins w:id="9022" w:author="Claude (AI) - proposed" w:date="2026-10-15T20:14:00Z">
+            <w:ins w:id="9022" w:author="Claude (AI) - proposed" w:date="2026-10-18T00:27:28Z">
               <w:r>
                 <w:rPr>
                   <w:rFonts w:ascii="Arial" w:cs="Arial" w:eastAsia="Arial" w:hAnsi="Arial"/>
@@ -2102,7 +2102,7 @@
               </w:rPr>
               <w:t xml:space="preserve"> the explanation of why distances are preserved</w:t>
             </w:r>
-            <w:del w:id="9023" w:author="Claude (AI) - proposed" w:date="2026-10-15T20:14:00Z">
+            <w:del w:id="9023" w:author="Claude (AI) - proposed" w:date="2026-10-18T00:27:28Z">
               <w:r>
                 <w:rPr>
                   <w:rFonts w:ascii="Arial" w:cs="Arial" w:eastAsia="Arial" w:hAnsi="Arial"/>
@@ -2117,7 +2117,7 @@
                 <w:delText xml:space="preserve"> or</w:delText>
               </w:r>
             </w:del>
-            <w:ins w:id="9024" w:author="Claude (AI) - proposed" w:date="2026-10-15T20:14:00Z">
+            <w:ins w:id="9024" w:author="Claude (AI) - proposed" w:date="2026-10-18T00:27:28Z">
               <w:r>
                 <w:rPr>
                   <w:rFonts w:ascii="Arial" w:cs="Arial" w:eastAsia="Arial" w:hAnsi="Arial"/>
@@ -2145,7 +2145,7 @@
               </w:rPr>
               <w:t xml:space="preserve"> why the congruence is opposite </w:t>
             </w:r>
-            <w:ins w:id="9025" w:author="Claude (AI) - proposed" w:date="2026-10-15T20:14:00Z">
+            <w:ins w:id="9025" w:author="Claude (AI) - proposed" w:date="2026-10-18T00:27:28Z">
               <w:r>
                 <w:rPr>
                   <w:rFonts w:ascii="Arial" w:cs="Arial" w:eastAsia="Arial" w:hAnsi="Arial"/>
@@ -2193,7 +2193,7 @@
               <w:spacing w:after="40" w:before="0"/>
               <w:jc w:val="left"/>
             </w:pPr>
-            <w:ins w:id="9026" w:author="Claude (AI) - proposed" w:date="2026-10-15T20:14:00Z">
+            <w:ins w:id="9026" w:author="Claude (AI) - proposed" w:date="2026-10-18T00:27:28Z">
               <w:r>
                 <w:rPr>
                   <w:rFonts w:ascii="Arial" w:cs="Arial" w:eastAsia="Arial" w:hAnsi="Arial"/>
@@ -2221,7 +2221,7 @@
               </w:rPr>
               <w:t xml:space="preserve">Does not name a valid congruence test</w:t>
             </w:r>
-            <w:ins w:id="9027" w:author="Claude (AI) - proposed" w:date="2026-10-15T20:14:00Z">
+            <w:ins w:id="9027" w:author="Claude (AI) - proposed" w:date="2026-10-18T00:27:28Z">
               <w:r>
                 <w:rPr>
                   <w:rFonts w:ascii="Arial" w:cs="Arial" w:eastAsia="Arial" w:hAnsi="Arial"/>
@@ -2249,7 +2249,7 @@
               </w:rPr>
               <w:t xml:space="preserve"> or confuses congruence with orientation</w:t>
             </w:r>
-            <w:ins w:id="9028" w:author="Claude (AI) - proposed" w:date="2026-10-15T20:14:00Z">
+            <w:ins w:id="9028" w:author="Claude (AI) - proposed" w:date="2026-10-18T00:27:28Z">
               <w:r>
                 <w:rPr>
                   <w:rFonts w:ascii="Arial" w:cs="Arial" w:eastAsia="Arial" w:hAnsi="Arial"/>
@@ -2332,7 +2332,7 @@
               <w:spacing w:after="40" w:before="0"/>
               <w:jc w:val="left"/>
             </w:pPr>
-            <w:ins w:id="9029" w:author="Claude (AI) - proposed" w:date="2026-10-15T20:14:00Z">
+            <w:ins w:id="9029" w:author="Claude (AI) - proposed" w:date="2026-10-18T00:27:28Z">
               <w:r>
                 <w:rPr>
                   <w:rFonts w:ascii="Arial" w:cs="Arial" w:eastAsia="Arial" w:hAnsi="Arial"/>
@@ -2380,7 +2380,7 @@
               <w:spacing w:after="40" w:before="0"/>
               <w:jc w:val="left"/>
             </w:pPr>
-            <w:ins w:id="9030" w:author="Claude (AI) - proposed" w:date="2026-10-15T20:14:00Z">
+            <w:ins w:id="9030" w:author="Claude (AI) - proposed" w:date="2026-10-18T00:27:28Z">
               <w:r>
                 <w:rPr>
                   <w:rFonts w:ascii="Arial" w:cs="Arial" w:eastAsia="Arial" w:hAnsi="Arial"/>
@@ -2428,7 +2428,7 @@
               <w:spacing w:after="40" w:before="0"/>
               <w:jc w:val="left"/>
             </w:pPr>
-            <w:ins w:id="9031" w:author="Claude (AI) - proposed" w:date="2026-10-15T20:14:00Z">
+            <w:ins w:id="9031" w:author="Claude (AI) - proposed" w:date="2026-10-18T00:27:28Z">
               <w:r>
                 <w:rPr>
                   <w:rFonts w:ascii="Arial" w:cs="Arial" w:eastAsia="Arial" w:hAnsi="Arial"/>
@@ -2578,7 +2578,7 @@
         </w:rPr>
         <w:t xml:space="preserve">© 2026 SeaVuria and ARES. This work is licensed under a </w:t>
       </w:r>
-      <w:hyperlink w:history="1" r:id="rId1affs1xatvgfe0b0ckvvn">
+      <w:hyperlink w:history="1" r:id="rIdtyfuvrvw8lfx05pwspmdc">
         <w:r>
           <w:rPr>
             <w:rFonts w:ascii="Arial" w:cs="Arial" w:eastAsia="Arial" w:hAnsi="Arial"/>
@@ -2598,7 +2598,7 @@
         </w:rPr>
         <w:t xml:space="preserve"> (</w:t>
       </w:r>
-      <w:hyperlink w:history="1" r:id="rIdmqatvdmwiwesdt24nb9ip">
+      <w:hyperlink w:history="1" r:id="rIdbsrmhoopidsretjqaa29f">
         <w:r>
           <w:rPr>
             <w:rFonts w:ascii="Arial" w:cs="Arial" w:eastAsia="Arial" w:hAnsi="Arial"/>
@@ -2618,7 +2618,7 @@
         </w:rPr>
         <w:t xml:space="preserve">). To view a copy of this license, visit </w:t>
       </w:r>
-      <w:hyperlink w:history="1" r:id="rIdxntqhwn8nffwlb650jl9_">
+      <w:hyperlink w:history="1" r:id="rIdkzhnzj7curvhr8t4_uorb">
         <w:r>
           <w:rPr>
             <w:rFonts w:ascii="Arial" w:cs="Arial" w:eastAsia="Arial" w:hAnsi="Arial"/>
